--- a/examples/classification/doc/08_torch_cla_mlp_dynamic_patience.docx
+++ b/examples/classification/doc/08_torch_cla_mlp_dynamic_patience.docx
@@ -1783,7 +1783,7 @@
               <a:graphicData uri="http://schemas.openxmlformats.org/drawingml/2006/picture">
                 <pic:pic>
                   <pic:nvPicPr>
-                    <pic:cNvPr descr="C:\Git\dal\daltoolboxdp\examples\classification\doc\08_torch_cla_mlp_dynamic_patience_files/0f661d39f2d883135852b583f5c63db6af49755b.png" id="11" name="Picture"/>
+                    <pic:cNvPr descr="/home/gpca/daltoolboxdp/examples/classification/doc/08_torch_cla_mlp_dynamic_patience_files/2918eb1336a196e59aab1a7bc2f7086803b73c5e.png" id="11" name="Picture"/>
                     <pic:cNvPicPr>
                       <a:picLocks noChangeArrowheads="1" noChangeAspect="1"/>
                     </pic:cNvPicPr>

--- a/examples/classification/doc/08_torch_cla_mlp_dynamic_patience.docx
+++ b/examples/classification/doc/08_torch_cla_mlp_dynamic_patience.docx
@@ -45,6 +45,45 @@
       </w:pPr>
       <w:r>
         <w:rPr>
+          <w:rStyle w:val="FunctionTok"/>
+        </w:rPr>
+        <w:t xml:space="preserve">source</w:t>
+      </w:r>
+      <w:r>
+        <w:rPr>
+          <w:rStyle w:val="NormalTok"/>
+        </w:rPr>
+        <w:t xml:space="preserve">(</w:t>
+      </w:r>
+      <w:r>
+        <w:rPr>
+          <w:rStyle w:val="FunctionTok"/>
+        </w:rPr>
+        <w:t xml:space="preserve">url</w:t>
+      </w:r>
+      <w:r>
+        <w:rPr>
+          <w:rStyle w:val="NormalTok"/>
+        </w:rPr>
+        <w:t xml:space="preserve">(</w:t>
+      </w:r>
+      <w:r>
+        <w:rPr>
+          <w:rStyle w:val="StringTok"/>
+        </w:rPr>
+        <w:t xml:space="preserve">"https://raw.githubusercontent.com/cefet-rj-dal/daltoolboxdp/main/examples/seed.R"</w:t>
+      </w:r>
+      <w:r>
+        <w:rPr>
+          <w:rStyle w:val="NormalTok"/>
+        </w:rPr>
+        <w:t xml:space="preserve">))</w:t>
+      </w:r>
+      <w:r>
+        <w:br/>
+      </w:r>
+      <w:r>
+        <w:rPr>
           <w:rStyle w:val="CommentTok"/>
         </w:rPr>
         <w:t xml:space="preserve"># Installation (if needed)</w:t>
@@ -785,6 +824,21 @@
       </w:r>
       <w:r>
         <w:rPr>
+          <w:rStyle w:val="FunctionTok"/>
+        </w:rPr>
+        <w:t xml:space="preserve">set_example_seed</w:t>
+      </w:r>
+      <w:r>
+        <w:rPr>
+          <w:rStyle w:val="NormalTok"/>
+        </w:rPr>
+        <w:t xml:space="preserve">()</w:t>
+      </w:r>
+      <w:r>
+        <w:br/>
+      </w:r>
+      <w:r>
+        <w:rPr>
           <w:rStyle w:val="NormalTok"/>
         </w:rPr>
         <w:t xml:space="preserve">model </w:t>
@@ -1051,7 +1105,7 @@
         <w:rPr>
           <w:rStyle w:val="VerbatimChar"/>
         </w:rPr>
-        <w:t xml:space="preserve">## 1 0.6916667 39 81  0  0         1      1           1           1  1</w:t>
+        <w:t xml:space="preserve">## 1 0.6833333 39 81  0  0         1      1           1           1  1</w:t>
       </w:r>
     </w:p>
     <w:p>
@@ -1211,7 +1265,7 @@
         <w:rPr>
           <w:rStyle w:val="VerbatimChar"/>
         </w:rPr>
-        <w:t xml:space="preserve">##    accuracy TP TN FP FN precision recall sensitivity specificity f1</w:t>
+        <w:t xml:space="preserve">##   accuracy TP TN FP FN precision recall sensitivity specificity f1</w:t>
       </w:r>
       <w:r>
         <w:br/>
@@ -1220,7 +1274,7 @@
         <w:rPr>
           <w:rStyle w:val="VerbatimChar"/>
         </w:rPr>
-        <w:t xml:space="preserve">## 1 0.6333333 11 19  0  0         1      1           1           1  1</w:t>
+        <w:t xml:space="preserve">## 1      0.6 11 19  0  0         1      1           1           1  1</w:t>
       </w:r>
     </w:p>
     <w:p>
@@ -1269,7 +1323,7 @@
         <w:rPr>
           <w:rStyle w:val="VerbatimChar"/>
         </w:rPr>
-        <w:t xml:space="preserve">## [1] 151</w:t>
+        <w:t xml:space="preserve">## [1] 104</w:t>
       </w:r>
     </w:p>
     <w:p>
@@ -1783,7 +1837,7 @@
               <a:graphicData uri="http://schemas.openxmlformats.org/drawingml/2006/picture">
                 <pic:pic>
                   <pic:nvPicPr>
-                    <pic:cNvPr descr="/home/gpca/daltoolboxdp/examples/classification/doc/08_torch_cla_mlp_dynamic_patience_files/2918eb1336a196e59aab1a7bc2f7086803b73c5e.png" id="11" name="Picture"/>
+                    <pic:cNvPr descr="/home/gpca/daltoolboxdp/examples/classification/doc/08_torch_cla_mlp_dynamic_patience_files/849cda7ff20afe20616641948b241bac1c378915.png" id="11" name="Picture"/>
                     <pic:cNvPicPr>
                       <a:picLocks noChangeArrowheads="1" noChangeAspect="1"/>
                     </pic:cNvPicPr>

--- a/examples/classification/doc/08_torch_cla_mlp_dynamic_patience.docx
+++ b/examples/classification/doc/08_torch_cla_mlp_dynamic_patience.docx
@@ -1323,7 +1323,7 @@
         <w:rPr>
           <w:rStyle w:val="VerbatimChar"/>
         </w:rPr>
-        <w:t xml:space="preserve">## [1] 104</w:t>
+        <w:t xml:space="preserve">## [1] 96</w:t>
       </w:r>
     </w:p>
     <w:p>
@@ -1837,7 +1837,7 @@
               <a:graphicData uri="http://schemas.openxmlformats.org/drawingml/2006/picture">
                 <pic:pic>
                   <pic:nvPicPr>
-                    <pic:cNvPr descr="/home/gpca/daltoolboxdp/examples/classification/doc/08_torch_cla_mlp_dynamic_patience_files/849cda7ff20afe20616641948b241bac1c378915.png" id="11" name="Picture"/>
+                    <pic:cNvPr descr="/home/gpca/daltoolboxdp/examples/classification/doc/08_torch_cla_mlp_dynamic_patience_files/f90bcc402fa27cd27b41280c130678bde1cd81d8.png" id="11" name="Picture"/>
                     <pic:cNvPicPr>
                       <a:picLocks noChangeArrowheads="1" noChangeAspect="1"/>
                     </pic:cNvPicPr>

--- a/examples/classification/doc/08_torch_cla_mlp_dynamic_patience.docx
+++ b/examples/classification/doc/08_torch_cla_mlp_dynamic_patience.docx
@@ -987,105 +987,15 @@
       </w:r>
       <w:r>
         <w:rPr>
-          <w:rStyle w:val="NormalTok"/>
-        </w:rPr>
-        <w:t xml:space="preserve">iris_train_predictand </w:t>
-      </w:r>
-      <w:r>
-        <w:rPr>
-          <w:rStyle w:val="OtherTok"/>
-        </w:rPr>
-        <w:t xml:space="preserve">&lt;-</w:t>
-      </w:r>
-      <w:r>
-        <w:rPr>
-          <w:rStyle w:val="NormalTok"/>
-        </w:rPr>
-        <w:t xml:space="preserve"> </w:t>
-      </w:r>
-      <w:r>
-        <w:rPr>
           <w:rStyle w:val="FunctionTok"/>
         </w:rPr>
-        <w:t xml:space="preserve">adjust_class_label</w:t>
-      </w:r>
-      <w:r>
-        <w:rPr>
-          <w:rStyle w:val="NormalTok"/>
-        </w:rPr>
-        <w:t xml:space="preserve">(iris_train[, </w:t>
-      </w:r>
-      <w:r>
-        <w:rPr>
-          <w:rStyle w:val="StringTok"/>
-        </w:rPr>
-        <w:t xml:space="preserve">"Species"</w:t>
-      </w:r>
-      <w:r>
-        <w:rPr>
-          <w:rStyle w:val="NormalTok"/>
-        </w:rPr>
-        <w:t xml:space="preserve">])</w:t>
-      </w:r>
-      <w:r>
-        <w:br/>
-      </w:r>
-      <w:r>
-        <w:rPr>
-          <w:rStyle w:val="NormalTok"/>
-        </w:rPr>
-        <w:t xml:space="preserve">train_eval </w:t>
-      </w:r>
-      <w:r>
-        <w:rPr>
-          <w:rStyle w:val="OtherTok"/>
-        </w:rPr>
-        <w:t xml:space="preserve">&lt;-</w:t>
-      </w:r>
-      <w:r>
-        <w:rPr>
-          <w:rStyle w:val="NormalTok"/>
-        </w:rPr>
-        <w:t xml:space="preserve"> </w:t>
-      </w:r>
-      <w:r>
-        <w:rPr>
-          <w:rStyle w:val="FunctionTok"/>
-        </w:rPr>
-        <w:t xml:space="preserve">evaluate</w:t>
-      </w:r>
-      <w:r>
-        <w:rPr>
-          <w:rStyle w:val="NormalTok"/>
-        </w:rPr>
-        <w:t xml:space="preserve">(model, iris_train_predictand, train_prediction)</w:t>
-      </w:r>
-      <w:r>
-        <w:br/>
-      </w:r>
-      <w:r>
-        <w:rPr>
-          <w:rStyle w:val="FunctionTok"/>
-        </w:rPr>
-        <w:t xml:space="preserve">print</w:t>
-      </w:r>
-      <w:r>
-        <w:rPr>
-          <w:rStyle w:val="NormalTok"/>
-        </w:rPr>
-        <w:t xml:space="preserve">(train_eval</w:t>
-      </w:r>
-      <w:r>
-        <w:rPr>
-          <w:rStyle w:val="SpecialCharTok"/>
-        </w:rPr>
-        <w:t xml:space="preserve">$</w:t>
-      </w:r>
-      <w:r>
-        <w:rPr>
-          <w:rStyle w:val="NormalTok"/>
-        </w:rPr>
-        <w:t xml:space="preserve">metrics)</w:t>
+        <w:t xml:space="preserve">head</w:t>
+      </w:r>
+      <w:r>
+        <w:rPr>
+          <w:rStyle w:val="NormalTok"/>
+        </w:rPr>
+        <w:t xml:space="preserve">(train_prediction)</w:t>
       </w:r>
     </w:p>
     <w:p>
@@ -1096,7 +1006,7 @@
         <w:rPr>
           <w:rStyle w:val="VerbatimChar"/>
         </w:rPr>
-        <w:t xml:space="preserve">##    accuracy TP TN FP FN precision recall sensitivity specificity f1</w:t>
+        <w:t xml:space="preserve">##       setosa versicolor  virginica</w:t>
       </w:r>
       <w:r>
         <w:br/>
@@ -1105,7 +1015,52 @@
         <w:rPr>
           <w:rStyle w:val="VerbatimChar"/>
         </w:rPr>
-        <w:t xml:space="preserve">## 1 0.6833333 39 81  0  0         1      1           1           1  1</w:t>
+        <w:t xml:space="preserve">## 1 0.09322877 0.39345261 0.51331866</w:t>
+      </w:r>
+      <w:r>
+        <w:br/>
+      </w:r>
+      <w:r>
+        <w:rPr>
+          <w:rStyle w:val="VerbatimChar"/>
+        </w:rPr>
+        <w:t xml:space="preserve">## 2 0.01454501 0.35331139 0.63214356</w:t>
+      </w:r>
+      <w:r>
+        <w:br/>
+      </w:r>
+      <w:r>
+        <w:rPr>
+          <w:rStyle w:val="VerbatimChar"/>
+        </w:rPr>
+        <w:t xml:space="preserve">## 3 0.84717995 0.08250931 0.07031075</w:t>
+      </w:r>
+      <w:r>
+        <w:br/>
+      </w:r>
+      <w:r>
+        <w:rPr>
+          <w:rStyle w:val="VerbatimChar"/>
+        </w:rPr>
+        <w:t xml:space="preserve">## 4 0.84665304 0.08279230 0.07055463</w:t>
+      </w:r>
+      <w:r>
+        <w:br/>
+      </w:r>
+      <w:r>
+        <w:rPr>
+          <w:rStyle w:val="VerbatimChar"/>
+        </w:rPr>
+        <w:t xml:space="preserve">## 5 0.06752032 0.38082027 0.55165941</w:t>
+      </w:r>
+      <w:r>
+        <w:br/>
+      </w:r>
+      <w:r>
+        <w:rPr>
+          <w:rStyle w:val="VerbatimChar"/>
+        </w:rPr>
+        <w:t xml:space="preserve">## 6 0.05250270 0.39310631 0.55439097</w:t>
       </w:r>
     </w:p>
     <w:p>
@@ -1114,18 +1069,9 @@
       </w:pPr>
       <w:r>
         <w:rPr>
-          <w:rStyle w:val="CommentTok"/>
-        </w:rPr>
-        <w:t xml:space="preserve"># Test evaluation</w:t>
-      </w:r>
-      <w:r>
-        <w:br/>
-      </w:r>
-      <w:r>
-        <w:rPr>
-          <w:rStyle w:val="NormalTok"/>
-        </w:rPr>
-        <w:t xml:space="preserve">test_prediction </w:t>
+          <w:rStyle w:val="NormalTok"/>
+        </w:rPr>
+        <w:t xml:space="preserve">train_eval </w:t>
       </w:r>
       <w:r>
         <w:rPr>
@@ -1143,106 +1089,40 @@
         <w:rPr>
           <w:rStyle w:val="FunctionTok"/>
         </w:rPr>
-        <w:t xml:space="preserve">predict</w:t>
-      </w:r>
-      <w:r>
-        <w:rPr>
-          <w:rStyle w:val="NormalTok"/>
-        </w:rPr>
-        <w:t xml:space="preserve">(model, iris_test)</w:t>
-      </w:r>
-      <w:r>
-        <w:br/>
-      </w:r>
-      <w:r>
-        <w:rPr>
-          <w:rStyle w:val="NormalTok"/>
-        </w:rPr>
-        <w:t xml:space="preserve">iris_test_predictand </w:t>
-      </w:r>
-      <w:r>
-        <w:rPr>
-          <w:rStyle w:val="OtherTok"/>
-        </w:rPr>
-        <w:t xml:space="preserve">&lt;-</w:t>
-      </w:r>
-      <w:r>
-        <w:rPr>
-          <w:rStyle w:val="NormalTok"/>
-        </w:rPr>
-        <w:t xml:space="preserve"> </w:t>
+        <w:t xml:space="preserve">evaluate</w:t>
+      </w:r>
+      <w:r>
+        <w:rPr>
+          <w:rStyle w:val="NormalTok"/>
+        </w:rPr>
+        <w:t xml:space="preserve">(model, iris_train[, </w:t>
+      </w:r>
+      <w:r>
+        <w:rPr>
+          <w:rStyle w:val="StringTok"/>
+        </w:rPr>
+        <w:t xml:space="preserve">"Species"</w:t>
+      </w:r>
+      <w:r>
+        <w:rPr>
+          <w:rStyle w:val="NormalTok"/>
+        </w:rPr>
+        <w:t xml:space="preserve">], train_prediction)</w:t>
+      </w:r>
+      <w:r>
+        <w:br/>
       </w:r>
       <w:r>
         <w:rPr>
           <w:rStyle w:val="FunctionTok"/>
         </w:rPr>
-        <w:t xml:space="preserve">adjust_class_label</w:t>
-      </w:r>
-      <w:r>
-        <w:rPr>
-          <w:rStyle w:val="NormalTok"/>
-        </w:rPr>
-        <w:t xml:space="preserve">(iris_test[, </w:t>
-      </w:r>
-      <w:r>
-        <w:rPr>
-          <w:rStyle w:val="StringTok"/>
-        </w:rPr>
-        <w:t xml:space="preserve">"Species"</w:t>
-      </w:r>
-      <w:r>
-        <w:rPr>
-          <w:rStyle w:val="NormalTok"/>
-        </w:rPr>
-        <w:t xml:space="preserve">])</w:t>
-      </w:r>
-      <w:r>
-        <w:br/>
-      </w:r>
-      <w:r>
-        <w:rPr>
-          <w:rStyle w:val="NormalTok"/>
-        </w:rPr>
-        <w:t xml:space="preserve">test_eval </w:t>
-      </w:r>
-      <w:r>
-        <w:rPr>
-          <w:rStyle w:val="OtherTok"/>
-        </w:rPr>
-        <w:t xml:space="preserve">&lt;-</w:t>
-      </w:r>
-      <w:r>
-        <w:rPr>
-          <w:rStyle w:val="NormalTok"/>
-        </w:rPr>
-        <w:t xml:space="preserve"> </w:t>
-      </w:r>
-      <w:r>
-        <w:rPr>
-          <w:rStyle w:val="FunctionTok"/>
-        </w:rPr>
-        <w:t xml:space="preserve">evaluate</w:t>
-      </w:r>
-      <w:r>
-        <w:rPr>
-          <w:rStyle w:val="NormalTok"/>
-        </w:rPr>
-        <w:t xml:space="preserve">(model, iris_test_predictand, test_prediction)</w:t>
-      </w:r>
-      <w:r>
-        <w:br/>
-      </w:r>
-      <w:r>
-        <w:rPr>
-          <w:rStyle w:val="FunctionTok"/>
-        </w:rPr>
         <w:t xml:space="preserve">print</w:t>
       </w:r>
       <w:r>
         <w:rPr>
           <w:rStyle w:val="NormalTok"/>
         </w:rPr>
-        <w:t xml:space="preserve">(test_eval</w:t>
+        <w:t xml:space="preserve">(train_eval</w:t>
       </w:r>
       <w:r>
         <w:rPr>
@@ -1265,7 +1145,7 @@
         <w:rPr>
           <w:rStyle w:val="VerbatimChar"/>
         </w:rPr>
-        <w:t xml:space="preserve">##   accuracy TP TN FP FN precision recall sensitivity specificity f1</w:t>
+        <w:t xml:space="preserve">##    accuracy TP TN FP FN precision recall sensitivity specificity f1</w:t>
       </w:r>
       <w:r>
         <w:br/>
@@ -1274,7 +1154,7 @@
         <w:rPr>
           <w:rStyle w:val="VerbatimChar"/>
         </w:rPr>
-        <w:t xml:space="preserve">## 1      0.6 11 19  0  0         1      1           1           1  1</w:t>
+        <w:t xml:space="preserve">## 1 0.6833333 39 81  0  0         1      1           1           1  1</w:t>
       </w:r>
     </w:p>
     <w:p>
@@ -1285,22 +1165,100 @@
         <w:rPr>
           <w:rStyle w:val="CommentTok"/>
         </w:rPr>
-        <w:t xml:space="preserve"># Effective training duration</w:t>
-      </w:r>
-      <w:r>
-        <w:br/>
+        <w:t xml:space="preserve"># Test evaluation</w:t>
+      </w:r>
+      <w:r>
+        <w:br/>
+      </w:r>
+      <w:r>
+        <w:rPr>
+          <w:rStyle w:val="NormalTok"/>
+        </w:rPr>
+        <w:t xml:space="preserve">test_prediction </w:t>
+      </w:r>
+      <w:r>
+        <w:rPr>
+          <w:rStyle w:val="OtherTok"/>
+        </w:rPr>
+        <w:t xml:space="preserve">&lt;-</w:t>
+      </w:r>
+      <w:r>
+        <w:rPr>
+          <w:rStyle w:val="NormalTok"/>
+        </w:rPr>
+        <w:t xml:space="preserve"> </w:t>
       </w:r>
       <w:r>
         <w:rPr>
           <w:rStyle w:val="FunctionTok"/>
         </w:rPr>
+        <w:t xml:space="preserve">predict</w:t>
+      </w:r>
+      <w:r>
+        <w:rPr>
+          <w:rStyle w:val="NormalTok"/>
+        </w:rPr>
+        <w:t xml:space="preserve">(model, iris_test)</w:t>
+      </w:r>
+      <w:r>
+        <w:br/>
+      </w:r>
+      <w:r>
+        <w:rPr>
+          <w:rStyle w:val="NormalTok"/>
+        </w:rPr>
+        <w:t xml:space="preserve">test_eval </w:t>
+      </w:r>
+      <w:r>
+        <w:rPr>
+          <w:rStyle w:val="OtherTok"/>
+        </w:rPr>
+        <w:t xml:space="preserve">&lt;-</w:t>
+      </w:r>
+      <w:r>
+        <w:rPr>
+          <w:rStyle w:val="NormalTok"/>
+        </w:rPr>
+        <w:t xml:space="preserve"> </w:t>
+      </w:r>
+      <w:r>
+        <w:rPr>
+          <w:rStyle w:val="FunctionTok"/>
+        </w:rPr>
+        <w:t xml:space="preserve">evaluate</w:t>
+      </w:r>
+      <w:r>
+        <w:rPr>
+          <w:rStyle w:val="NormalTok"/>
+        </w:rPr>
+        <w:t xml:space="preserve">(model, iris_test[, </w:t>
+      </w:r>
+      <w:r>
+        <w:rPr>
+          <w:rStyle w:val="StringTok"/>
+        </w:rPr>
+        <w:t xml:space="preserve">"Species"</w:t>
+      </w:r>
+      <w:r>
+        <w:rPr>
+          <w:rStyle w:val="NormalTok"/>
+        </w:rPr>
+        <w:t xml:space="preserve">], test_prediction)</w:t>
+      </w:r>
+      <w:r>
+        <w:br/>
+      </w:r>
+      <w:r>
+        <w:rPr>
+          <w:rStyle w:val="FunctionTok"/>
+        </w:rPr>
         <w:t xml:space="preserve">print</w:t>
       </w:r>
       <w:r>
         <w:rPr>
           <w:rStyle w:val="NormalTok"/>
         </w:rPr>
-        <w:t xml:space="preserve">(model</w:t>
+        <w:t xml:space="preserve">(test_eval</w:t>
       </w:r>
       <w:r>
         <w:rPr>
@@ -1312,7 +1270,7 @@
         <w:rPr>
           <w:rStyle w:val="NormalTok"/>
         </w:rPr>
-        <w:t xml:space="preserve">epochs_done)</w:t>
+        <w:t xml:space="preserve">metrics)</w:t>
       </w:r>
     </w:p>
     <w:p>
@@ -1323,7 +1281,65 @@
         <w:rPr>
           <w:rStyle w:val="VerbatimChar"/>
         </w:rPr>
-        <w:t xml:space="preserve">## [1] 96</w:t>
+        <w:t xml:space="preserve">##   accuracy TP TN FP FN precision recall sensitivity specificity f1</w:t>
+      </w:r>
+      <w:r>
+        <w:br/>
+      </w:r>
+      <w:r>
+        <w:rPr>
+          <w:rStyle w:val="VerbatimChar"/>
+        </w:rPr>
+        <w:t xml:space="preserve">## 1      0.6 11 19  0  0         1      1           1           1  1</w:t>
+      </w:r>
+    </w:p>
+    <w:p>
+      <w:pPr>
+        <w:pStyle w:val="SourceCode"/>
+      </w:pPr>
+      <w:r>
+        <w:rPr>
+          <w:rStyle w:val="CommentTok"/>
+        </w:rPr>
+        <w:t xml:space="preserve"># Effective training duration</w:t>
+      </w:r>
+      <w:r>
+        <w:br/>
+      </w:r>
+      <w:r>
+        <w:rPr>
+          <w:rStyle w:val="FunctionTok"/>
+        </w:rPr>
+        <w:t xml:space="preserve">print</w:t>
+      </w:r>
+      <w:r>
+        <w:rPr>
+          <w:rStyle w:val="NormalTok"/>
+        </w:rPr>
+        <w:t xml:space="preserve">(model</w:t>
+      </w:r>
+      <w:r>
+        <w:rPr>
+          <w:rStyle w:val="SpecialCharTok"/>
+        </w:rPr>
+        <w:t xml:space="preserve">$</w:t>
+      </w:r>
+      <w:r>
+        <w:rPr>
+          <w:rStyle w:val="NormalTok"/>
+        </w:rPr>
+        <w:t xml:space="preserve">epochs_done)</w:t>
+      </w:r>
+    </w:p>
+    <w:p>
+      <w:pPr>
+        <w:pStyle w:val="SourceCode"/>
+      </w:pPr>
+      <w:r>
+        <w:rPr>
+          <w:rStyle w:val="VerbatimChar"/>
+        </w:rPr>
+        <w:t xml:space="preserve">## [1] 112</w:t>
       </w:r>
     </w:p>
     <w:p>
@@ -1837,7 +1853,7 @@
               <a:graphicData uri="http://schemas.openxmlformats.org/drawingml/2006/picture">
                 <pic:pic>
                   <pic:nvPicPr>
-                    <pic:cNvPr descr="/home/gpca/daltoolboxdp/examples/classification/doc/08_torch_cla_mlp_dynamic_patience_files/f90bcc402fa27cd27b41280c130678bde1cd81d8.png" id="11" name="Picture"/>
+                    <pic:cNvPr descr="/home/gpca/daltoolboxdp/examples/classification/doc/08_torch_cla_mlp_dynamic_patience_files/c4ba44762156d290bf434462a1c929f45dc976f8.png" id="11" name="Picture"/>
                     <pic:cNvPicPr>
                       <a:picLocks noChangeArrowheads="1" noChangeAspect="1"/>
                     </pic:cNvPicPr>

--- a/examples/classification/doc/08_torch_cla_mlp_dynamic_patience.docx
+++ b/examples/classification/doc/08_torch_cla_mlp_dynamic_patience.docx
@@ -1006,7 +1006,7 @@
         <w:rPr>
           <w:rStyle w:val="VerbatimChar"/>
         </w:rPr>
-        <w:t xml:space="preserve">##       setosa versicolor  virginica</w:t>
+        <w:t xml:space="preserve">##        setosa versicolor  virginica</w:t>
       </w:r>
       <w:r>
         <w:br/>
@@ -1015,7 +1015,7 @@
         <w:rPr>
           <w:rStyle w:val="VerbatimChar"/>
         </w:rPr>
-        <w:t xml:space="preserve">## 1 0.09322877 0.39345261 0.51331866</w:t>
+        <w:t xml:space="preserve">## 1 0.072327979 0.46492767 0.46274441</w:t>
       </w:r>
       <w:r>
         <w:br/>
@@ -1024,7 +1024,7 @@
         <w:rPr>
           <w:rStyle w:val="VerbatimChar"/>
         </w:rPr>
-        <w:t xml:space="preserve">## 2 0.01454501 0.35331139 0.63214356</w:t>
+        <w:t xml:space="preserve">## 2 0.002813014 0.33758631 0.65960068</w:t>
       </w:r>
       <w:r>
         <w:br/>
@@ -1033,7 +1033,7 @@
         <w:rPr>
           <w:rStyle w:val="VerbatimChar"/>
         </w:rPr>
-        <w:t xml:space="preserve">## 3 0.84717995 0.08250931 0.07031075</w:t>
+        <w:t xml:space="preserve">## 3 0.940318406 0.04241553 0.01726610</w:t>
       </w:r>
       <w:r>
         <w:br/>
@@ -1042,7 +1042,7 @@
         <w:rPr>
           <w:rStyle w:val="VerbatimChar"/>
         </w:rPr>
-        <w:t xml:space="preserve">## 4 0.84665304 0.08279230 0.07055463</w:t>
+        <w:t xml:space="preserve">## 4 0.940129876 0.04238548 0.01748465</w:t>
       </w:r>
       <w:r>
         <w:br/>
@@ -1051,7 +1051,7 @@
         <w:rPr>
           <w:rStyle w:val="VerbatimChar"/>
         </w:rPr>
-        <w:t xml:space="preserve">## 5 0.06752032 0.38082027 0.55165941</w:t>
+        <w:t xml:space="preserve">## 5 0.048055202 0.45866799 0.49327680</w:t>
       </w:r>
       <w:r>
         <w:br/>
@@ -1060,7 +1060,7 @@
         <w:rPr>
           <w:rStyle w:val="VerbatimChar"/>
         </w:rPr>
-        <w:t xml:space="preserve">## 6 0.05250270 0.39310631 0.55439097</w:t>
+        <w:t xml:space="preserve">## 6 0.028695820 0.43317130 0.53813291</w:t>
       </w:r>
     </w:p>
     <w:p>
@@ -1154,7 +1154,7 @@
         <w:rPr>
           <w:rStyle w:val="VerbatimChar"/>
         </w:rPr>
-        <w:t xml:space="preserve">## 1 0.6833333 39 81  0  0         1      1           1           1  1</w:t>
+        <w:t xml:space="preserve">## 1 0.7333333 39 81  0  0         1      1           1           1  1</w:t>
       </w:r>
     </w:p>
     <w:p>
@@ -1290,7 +1290,7 @@
         <w:rPr>
           <w:rStyle w:val="VerbatimChar"/>
         </w:rPr>
-        <w:t xml:space="preserve">## 1      0.6 11 19  0  0         1      1           1           1  1</w:t>
+        <w:t xml:space="preserve">## 1      0.7 11 19  0  0         1      1           1           1  1</w:t>
       </w:r>
     </w:p>
     <w:p>
@@ -1339,7 +1339,7 @@
         <w:rPr>
           <w:rStyle w:val="VerbatimChar"/>
         </w:rPr>
-        <w:t xml:space="preserve">## [1] 112</w:t>
+        <w:t xml:space="preserve">## [1] 159</w:t>
       </w:r>
     </w:p>
     <w:p>
@@ -1853,7 +1853,7 @@
               <a:graphicData uri="http://schemas.openxmlformats.org/drawingml/2006/picture">
                 <pic:pic>
                   <pic:nvPicPr>
-                    <pic:cNvPr descr="/home/gpca/daltoolboxdp/examples/classification/doc/08_torch_cla_mlp_dynamic_patience_files/c4ba44762156d290bf434462a1c929f45dc976f8.png" id="11" name="Picture"/>
+                    <pic:cNvPr descr="/home/gpca/daltoolboxdp/examples/classification/doc/08_torch_cla_mlp_dynamic_patience_files/43694266f63fd99117fc0582bd1b68f4e2771b80.png" id="11" name="Picture"/>
                     <pic:cNvPicPr>
                       <a:picLocks noChangeArrowheads="1" noChangeAspect="1"/>
                     </pic:cNvPicPr>

--- a/examples/classification/doc/08_torch_cla_mlp_dynamic_patience.docx
+++ b/examples/classification/doc/08_torch_cla_mlp_dynamic_patience.docx
@@ -1006,7 +1006,7 @@
         <w:rPr>
           <w:rStyle w:val="VerbatimChar"/>
         </w:rPr>
-        <w:t xml:space="preserve">##        setosa versicolor  virginica</w:t>
+        <w:t xml:space="preserve">##       setosa versicolor virginica</w:t>
       </w:r>
       <w:r>
         <w:br/>
@@ -1015,7 +1015,7 @@
         <w:rPr>
           <w:rStyle w:val="VerbatimChar"/>
         </w:rPr>
-        <w:t xml:space="preserve">## 1 0.072327979 0.46492767 0.46274441</w:t>
+        <w:t xml:space="preserve">## 1 0.12621748  0.3640746 0.5097080</w:t>
       </w:r>
       <w:r>
         <w:br/>
@@ -1024,7 +1024,7 @@
         <w:rPr>
           <w:rStyle w:val="VerbatimChar"/>
         </w:rPr>
-        <w:t xml:space="preserve">## 2 0.002813014 0.33758631 0.65960068</w:t>
+        <w:t xml:space="preserve">## 2 0.03751357  0.3424365 0.6200499</w:t>
       </w:r>
       <w:r>
         <w:br/>
@@ -1033,7 +1033,7 @@
         <w:rPr>
           <w:rStyle w:val="VerbatimChar"/>
         </w:rPr>
-        <w:t xml:space="preserve">## 3 0.940318406 0.04241553 0.01726610</w:t>
+        <w:t xml:space="preserve">## 3 0.74668318  0.1258880 0.1274288</w:t>
       </w:r>
       <w:r>
         <w:br/>
@@ -1042,7 +1042,7 @@
         <w:rPr>
           <w:rStyle w:val="VerbatimChar"/>
         </w:rPr>
-        <w:t xml:space="preserve">## 4 0.940129876 0.04238548 0.01748465</w:t>
+        <w:t xml:space="preserve">## 4 0.74772763  0.1253464 0.1269259</w:t>
       </w:r>
       <w:r>
         <w:br/>
@@ -1051,7 +1051,7 @@
         <w:rPr>
           <w:rStyle w:val="VerbatimChar"/>
         </w:rPr>
-        <w:t xml:space="preserve">## 5 0.048055202 0.45866799 0.49327680</w:t>
+        <w:t xml:space="preserve">## 5 0.09931967  0.3527378 0.5479425</w:t>
       </w:r>
       <w:r>
         <w:br/>
@@ -1060,7 +1060,7 @@
         <w:rPr>
           <w:rStyle w:val="VerbatimChar"/>
         </w:rPr>
-        <w:t xml:space="preserve">## 6 0.028695820 0.43317130 0.53813291</w:t>
+        <w:t xml:space="preserve">## 6 0.08823942  0.3692668 0.5424938</w:t>
       </w:r>
     </w:p>
     <w:p>
@@ -1154,7 +1154,7 @@
         <w:rPr>
           <w:rStyle w:val="VerbatimChar"/>
         </w:rPr>
-        <w:t xml:space="preserve">## 1 0.7333333 39 81  0  0         1      1           1           1  1</w:t>
+        <w:t xml:space="preserve">## 1 0.6833333 39 81  0  0         1      1           1           1  1</w:t>
       </w:r>
     </w:p>
     <w:p>
@@ -1290,7 +1290,7 @@
         <w:rPr>
           <w:rStyle w:val="VerbatimChar"/>
         </w:rPr>
-        <w:t xml:space="preserve">## 1      0.7 11 19  0  0         1      1           1           1  1</w:t>
+        <w:t xml:space="preserve">## 1      0.6 11 19  0  0         1      1           1           1  1</w:t>
       </w:r>
     </w:p>
     <w:p>
@@ -1339,7 +1339,7 @@
         <w:rPr>
           <w:rStyle w:val="VerbatimChar"/>
         </w:rPr>
-        <w:t xml:space="preserve">## [1] 159</w:t>
+        <w:t xml:space="preserve">## [1] 89</w:t>
       </w:r>
     </w:p>
     <w:p>
@@ -1853,7 +1853,7 @@
               <a:graphicData uri="http://schemas.openxmlformats.org/drawingml/2006/picture">
                 <pic:pic>
                   <pic:nvPicPr>
-                    <pic:cNvPr descr="/home/gpca/daltoolboxdp/examples/classification/doc/08_torch_cla_mlp_dynamic_patience_files/43694266f63fd99117fc0582bd1b68f4e2771b80.png" id="11" name="Picture"/>
+                    <pic:cNvPr descr="/home/gpca/daltoolboxdp/examples/classification/doc/08_torch_cla_mlp_dynamic_patience_files/28b35d82e1bd4a376e73fdc8c2ef73a2fab0ebe0.png" id="11" name="Picture"/>
                     <pic:cNvPicPr>
                       <a:picLocks noChangeArrowheads="1" noChangeAspect="1"/>
                     </pic:cNvPicPr>

--- a/examples/classification/doc/08_torch_cla_mlp_dynamic_patience.docx
+++ b/examples/classification/doc/08_torch_cla_mlp_dynamic_patience.docx
@@ -1015,7 +1015,7 @@
         <w:rPr>
           <w:rStyle w:val="VerbatimChar"/>
         </w:rPr>
-        <w:t xml:space="preserve">## 1 0.12621748  0.3640746 0.5097080</w:t>
+        <w:t xml:space="preserve">## 1 0.18712516  0.3336971 0.4791778</w:t>
       </w:r>
       <w:r>
         <w:br/>
@@ -1024,7 +1024,7 @@
         <w:rPr>
           <w:rStyle w:val="VerbatimChar"/>
         </w:rPr>
-        <w:t xml:space="preserve">## 2 0.03751357  0.3424365 0.6200499</w:t>
+        <w:t xml:space="preserve">## 2 0.07715265  0.3308080 0.5920393</w:t>
       </w:r>
       <w:r>
         <w:br/>
@@ -1033,7 +1033,7 @@
         <w:rPr>
           <w:rStyle w:val="VerbatimChar"/>
         </w:rPr>
-        <w:t xml:space="preserve">## 3 0.74668318  0.1258880 0.1274288</w:t>
+        <w:t xml:space="preserve">## 3 0.66232657  0.1640487 0.1736248</w:t>
       </w:r>
       <w:r>
         <w:br/>
@@ -1042,7 +1042,7 @@
         <w:rPr>
           <w:rStyle w:val="VerbatimChar"/>
         </w:rPr>
-        <w:t xml:space="preserve">## 4 0.74772763  0.1253464 0.1269259</w:t>
+        <w:t xml:space="preserve">## 4 0.66567206  0.1623479 0.1719800</w:t>
       </w:r>
       <w:r>
         <w:br/>
@@ -1051,7 +1051,7 @@
         <w:rPr>
           <w:rStyle w:val="VerbatimChar"/>
         </w:rPr>
-        <w:t xml:space="preserve">## 5 0.09931967  0.3527378 0.5479425</w:t>
+        <w:t xml:space="preserve">## 5 0.16248520  0.3241625 0.5133524</w:t>
       </w:r>
       <w:r>
         <w:br/>
@@ -1060,7 +1060,7 @@
         <w:rPr>
           <w:rStyle w:val="VerbatimChar"/>
         </w:rPr>
-        <w:t xml:space="preserve">## 6 0.08823942  0.3692668 0.5424938</w:t>
+        <w:t xml:space="preserve">## 6 0.15033500  0.3406020 0.5090631</w:t>
       </w:r>
     </w:p>
     <w:p>
@@ -1339,7 +1339,7 @@
         <w:rPr>
           <w:rStyle w:val="VerbatimChar"/>
         </w:rPr>
-        <w:t xml:space="preserve">## [1] 89</w:t>
+        <w:t xml:space="preserve">## [1] 76</w:t>
       </w:r>
     </w:p>
     <w:p>
@@ -1853,7 +1853,7 @@
               <a:graphicData uri="http://schemas.openxmlformats.org/drawingml/2006/picture">
                 <pic:pic>
                   <pic:nvPicPr>
-                    <pic:cNvPr descr="/home/gpca/daltoolboxdp/examples/classification/doc/08_torch_cla_mlp_dynamic_patience_files/28b35d82e1bd4a376e73fdc8c2ef73a2fab0ebe0.png" id="11" name="Picture"/>
+                    <pic:cNvPr descr="/home/gpca/daltoolboxdp/examples/classification/doc/08_torch_cla_mlp_dynamic_patience_files/0efe837d92f3a442b18c13b268176383e37b21c7.png" id="11" name="Picture"/>
                     <pic:cNvPicPr>
                       <a:picLocks noChangeArrowheads="1" noChangeAspect="1"/>
                     </pic:cNvPicPr>

--- a/examples/classification/doc/08_torch_cla_mlp_dynamic_patience.docx
+++ b/examples/classification/doc/08_torch_cla_mlp_dynamic_patience.docx
@@ -1015,7 +1015,7 @@
         <w:rPr>
           <w:rStyle w:val="VerbatimChar"/>
         </w:rPr>
-        <w:t xml:space="preserve">## 1 0.18712516  0.3336971 0.4791778</w:t>
+        <w:t xml:space="preserve">## 1 0.12808746  0.3576113 0.5143012</w:t>
       </w:r>
       <w:r>
         <w:br/>
@@ -1024,7 +1024,7 @@
         <w:rPr>
           <w:rStyle w:val="VerbatimChar"/>
         </w:rPr>
-        <w:t xml:space="preserve">## 2 0.07715265  0.3308080 0.5920393</w:t>
+        <w:t xml:space="preserve">## 2 0.03520301  0.3313068 0.6334901</w:t>
       </w:r>
       <w:r>
         <w:br/>
@@ -1033,7 +1033,7 @@
         <w:rPr>
           <w:rStyle w:val="VerbatimChar"/>
         </w:rPr>
-        <w:t xml:space="preserve">## 3 0.66232657  0.1640487 0.1736248</w:t>
+        <w:t xml:space="preserve">## 3 0.76066297  0.1198334 0.1195036</w:t>
       </w:r>
       <w:r>
         <w:br/>
@@ -1042,7 +1042,7 @@
         <w:rPr>
           <w:rStyle w:val="VerbatimChar"/>
         </w:rPr>
-        <w:t xml:space="preserve">## 4 0.66567206  0.1623479 0.1719800</w:t>
+        <w:t xml:space="preserve">## 4 0.76092404  0.1196990 0.1193769</w:t>
       </w:r>
       <w:r>
         <w:br/>
@@ -1051,7 +1051,7 @@
         <w:rPr>
           <w:rStyle w:val="VerbatimChar"/>
         </w:rPr>
-        <w:t xml:space="preserve">## 5 0.16248520  0.3241625 0.5133524</w:t>
+        <w:t xml:space="preserve">## 5 0.10074619  0.3453149 0.5539389</w:t>
       </w:r>
       <w:r>
         <w:br/>
@@ -1060,7 +1060,7 @@
         <w:rPr>
           <w:rStyle w:val="VerbatimChar"/>
         </w:rPr>
-        <w:t xml:space="preserve">## 6 0.15033500  0.3406020 0.5090631</w:t>
+        <w:t xml:space="preserve">## 6 0.08762916  0.3615748 0.5507960</w:t>
       </w:r>
     </w:p>
     <w:p>
@@ -1339,7 +1339,7 @@
         <w:rPr>
           <w:rStyle w:val="VerbatimChar"/>
         </w:rPr>
-        <w:t xml:space="preserve">## [1] 76</w:t>
+        <w:t xml:space="preserve">## [1] 93</w:t>
       </w:r>
     </w:p>
     <w:p>
@@ -1853,7 +1853,7 @@
               <a:graphicData uri="http://schemas.openxmlformats.org/drawingml/2006/picture">
                 <pic:pic>
                   <pic:nvPicPr>
-                    <pic:cNvPr descr="/home/gpca/daltoolboxdp/examples/classification/doc/08_torch_cla_mlp_dynamic_patience_files/0efe837d92f3a442b18c13b268176383e37b21c7.png" id="11" name="Picture"/>
+                    <pic:cNvPr descr="C:\Git\dal\daltoolboxdp\examples\classification\doc\08_torch_cla_mlp_dynamic_patience_files/79e55f2e703bac22b960677bbd0a196d1388b838.png" id="11" name="Picture"/>
                     <pic:cNvPicPr>
                       <a:picLocks noChangeArrowheads="1" noChangeAspect="1"/>
                     </pic:cNvPicPr>

--- a/examples/classification/doc/08_torch_cla_mlp_dynamic_patience.docx
+++ b/examples/classification/doc/08_torch_cla_mlp_dynamic_patience.docx
@@ -1015,7 +1015,7 @@
         <w:rPr>
           <w:rStyle w:val="VerbatimChar"/>
         </w:rPr>
-        <w:t xml:space="preserve">## 1 0.12808746  0.3576113 0.5143012</w:t>
+        <w:t xml:space="preserve">## 1 0.12808748  0.3576113 0.5143012</w:t>
       </w:r>
       <w:r>
         <w:br/>
@@ -1024,7 +1024,7 @@
         <w:rPr>
           <w:rStyle w:val="VerbatimChar"/>
         </w:rPr>
-        <w:t xml:space="preserve">## 2 0.03520301  0.3313068 0.6334901</w:t>
+        <w:t xml:space="preserve">## 2 0.03520301  0.3313068 0.6334902</w:t>
       </w:r>
       <w:r>
         <w:br/>
@@ -1033,7 +1033,7 @@
         <w:rPr>
           <w:rStyle w:val="VerbatimChar"/>
         </w:rPr>
-        <w:t xml:space="preserve">## 3 0.76066297  0.1198334 0.1195036</w:t>
+        <w:t xml:space="preserve">## 3 0.76066303  0.1198334 0.1195036</w:t>
       </w:r>
       <w:r>
         <w:br/>
@@ -1042,7 +1042,7 @@
         <w:rPr>
           <w:rStyle w:val="VerbatimChar"/>
         </w:rPr>
-        <w:t xml:space="preserve">## 4 0.76092404  0.1196990 0.1193769</w:t>
+        <w:t xml:space="preserve">## 4 0.76092404  0.1196990 0.1193770</w:t>
       </w:r>
       <w:r>
         <w:br/>
@@ -1051,7 +1051,7 @@
         <w:rPr>
           <w:rStyle w:val="VerbatimChar"/>
         </w:rPr>
-        <w:t xml:space="preserve">## 5 0.10074619  0.3453149 0.5539389</w:t>
+        <w:t xml:space="preserve">## 5 0.10074619  0.3453149 0.5539390</w:t>
       </w:r>
       <w:r>
         <w:br/>
@@ -1060,7 +1060,7 @@
         <w:rPr>
           <w:rStyle w:val="VerbatimChar"/>
         </w:rPr>
-        <w:t xml:space="preserve">## 6 0.08762916  0.3615748 0.5507960</w:t>
+        <w:t xml:space="preserve">## 6 0.08762917  0.3615748 0.5507960</w:t>
       </w:r>
     </w:p>
     <w:p>
@@ -1853,7 +1853,7 @@
               <a:graphicData uri="http://schemas.openxmlformats.org/drawingml/2006/picture">
                 <pic:pic>
                   <pic:nvPicPr>
-                    <pic:cNvPr descr="C:\Git\dal\daltoolboxdp\examples\classification\doc\08_torch_cla_mlp_dynamic_patience_files/79e55f2e703bac22b960677bbd0a196d1388b838.png" id="11" name="Picture"/>
+                    <pic:cNvPr descr="/home/gpca/daltoolboxdp/examples/classification/doc/08_torch_cla_mlp_dynamic_patience_files/26e3a6ee08eca9ea5f60b77e833e779a311e2994.png" id="11" name="Picture"/>
                     <pic:cNvPicPr>
                       <a:picLocks noChangeArrowheads="1" noChangeAspect="1"/>
                     </pic:cNvPicPr>
